--- a/DOCS_DA_CONVERTIRE/index_en.docx
+++ b/DOCS_DA_CONVERTIRE/index_en.docx
@@ -4,13 +4,91 @@
   <w:body>
     <w:p>
       <w:r xmlns:w="http://schemas.openxmlformats.org/wordprocessingml/2006/main">
-        <w:t xml:space="preserve">Welcome to the site about Bologna. </w:t>
-      </w:r>
-      <w:r xmlns:w="http://schemas.openxmlformats.org/wordprocessingml/2006/main">
+        <w:rPr>
+          <w:u w:val="single"/>
+        </w:rPr>
+        <w:t xml:space="preserve">Welcome to the website about the porticoes of San Luca on the plain, which begin at Porta Saragozza and end at Meloncello. </w:t>
+      </w:r>
+      <w:r xmlns:w="http://schemas.openxmlformats.org/wordprocessingml/2006/main">
+        <w:rPr>
+          <w:u w:val="single"/>
+        </w:rPr>
         <w:br xmlns:w="http://schemas.openxmlformats.org/wordprocessingml/2006/main"/>
       </w:r>
       <w:r xmlns:w="http://schemas.openxmlformats.org/wordprocessingml/2006/main">
-        <w:t xml:space="preserve">I'll accompany you with audio, and for more details, you can read the text and images on the page. I'll take you back in time based on the place you stop. If you find a QR code at the location, you can access a page directly. If you don't have a QR code, activate your smartphone's GPS. In the top right, you'll find a green rectangular button that will list nearby places of interest. Selecting an item from the list will open the corresponding page. In the top left, there are three horizontal lines that provide a complete list of the places documented on the site.</w:t>
+        <w:rPr>
+          <w:u w:val="single"/>
+        </w:rPr>
+        <w:t xml:space="preserve">I'll accompany you with an audio tour, and for more details, you can read the text </w:t>
+      </w:r>
+      <w:r xmlns:w="http://schemas.openxmlformats.org/wordprocessingml/2006/main">
+        <w:rPr>
+          <w:u w:val="single"/>
+        </w:rPr>
+        <w:t xml:space="preserve">and images on the page. </w:t>
+      </w:r>
+      <w:r xmlns:w="http://schemas.openxmlformats.org/wordprocessingml/2006/main">
+        <w:rPr>
+          <w:u w:val="single"/>
+        </w:rPr>
+        <w:br xmlns:w="http://schemas.openxmlformats.org/wordprocessingml/2006/main"/>
+      </w:r>
+      <w:r xmlns:w="http://schemas.openxmlformats.org/wordprocessingml/2006/main">
+        <w:rPr>
+          <w:u w:val="single"/>
+        </w:rPr>
+        <w:t xml:space="preserve">Walking under the porticoes, on the side facing Via Saragozza, you'll notice the supporting structure connecting the arch-shaped columns. Each arch is numbered with a plaque located at the top, opposite the column. </w:t>
+      </w:r>
+      <w:r xmlns:w="http://schemas.openxmlformats.org/wordprocessingml/2006/main">
+        <w:rPr>
+          <w:u w:val="single"/>
+        </w:rPr>
+        <w:br xmlns:w="http://schemas.openxmlformats.org/wordprocessingml/2006/main"/>
+      </w:r>
+      <w:r xmlns:w="http://schemas.openxmlformats.org/wordprocessingml/2006/main">
+        <w:rPr>
+          <w:u w:val="single"/>
+        </w:rPr>
+        <w:t xml:space="preserve">There are approximately 300 arches in the plain section, but only about thirty are of interest. </w:t>
+      </w:r>
+      <w:r xmlns:w="http://schemas.openxmlformats.org/wordprocessingml/2006/main">
+        <w:rPr>
+          <w:u w:val="single"/>
+        </w:rPr>
+        <w:br xmlns:w="http://schemas.openxmlformats.org/wordprocessingml/2006/main"/>
+      </w:r>
+      <w:r xmlns:w="http://schemas.openxmlformats.org/wordprocessingml/2006/main">
+        <w:rPr>
+          <w:u w:val="single"/>
+        </w:rPr>
+        <w:t xml:space="preserve">If you keep to the side facing the street and activate GPS on your smartphone, the app will display a list of nearby arches of interest by pressing the green rectangular button in the top right. </w:t>
+      </w:r>
+      <w:r xmlns:w="http://schemas.openxmlformats.org/wordprocessingml/2006/main">
+        <w:rPr>
+          <w:u w:val="single"/>
+        </w:rPr>
+        <w:br xmlns:w="http://schemas.openxmlformats.org/wordprocessingml/2006/main"/>
+      </w:r>
+      <w:r xmlns:w="http://schemas.openxmlformats.org/wordprocessingml/2006/main">
+        <w:rPr>
+          <w:u w:val="single"/>
+        </w:rPr>
+        <w:t xml:space="preserve">Selecting an item from the list will open the corresponding page for that location. To listen to a short audio clip about the point of interest, press the blue button. </w:t>
+      </w:r>
+      <w:r xmlns:w="http://schemas.openxmlformats.org/wordprocessingml/2006/main">
+        <w:rPr>
+          <w:u w:val="single"/>
+        </w:rPr>
+        <w:br xmlns:w="http://schemas.openxmlformats.org/wordprocessingml/2006/main"/>
+      </w:r>
+      <w:r xmlns:w="http://schemas.openxmlformats.org/wordprocessingml/2006/main">
+        <w:rPr>
+          <w:u w:val="single"/>
+        </w:rPr>
+        <w:t xml:space="preserve">At the top left are three horizontal lines that give you the complete list of places documented on the site. Enjoy your walk </w:t>
+      </w:r>
+      <w:r xmlns:w="http://schemas.openxmlformats.org/wordprocessingml/2006/main">
+        <w:t xml:space="preserve">.</w:t>
       </w:r>
     </w:p>
     <w:p/>
@@ -627,6 +705,7 @@
   <w:style w:type="character" w:default="1" w:styleId="Carpredefinitoparagrafo">
     <w:name w:val="Default Paragraph Font"/>
     <w:uiPriority w:val="1"/>
+    <w:semiHidden/>
     <w:unhideWhenUsed/>
   </w:style>
   <w:style w:type="table" w:default="1" w:styleId="Tabellanormale">

--- a/DOCS_DA_CONVERTIRE/index_en.docx
+++ b/DOCS_DA_CONVERTIRE/index_en.docx
@@ -3,92 +3,46 @@
 <w:document xmlns:wpc="http://schemas.microsoft.com/office/word/2010/wordprocessingCanvas" xmlns:cx="http://schemas.microsoft.com/office/drawing/2014/chartex" xmlns:cx1="http://schemas.microsoft.com/office/drawing/2015/9/8/chartex" xmlns:cx2="http://schemas.microsoft.com/office/drawing/2015/10/21/chartex" xmlns:cx3="http://schemas.microsoft.com/office/drawing/2016/5/9/chartex" xmlns:cx4="http://schemas.microsoft.com/office/drawing/2016/5/10/chartex" xmlns:cx5="http://schemas.microsoft.com/office/drawing/2016/5/11/chartex" xmlns:cx6="http://schemas.microsoft.com/office/drawing/2016/5/12/chartex" xmlns:cx7="http://schemas.microsoft.com/office/drawing/2016/5/13/chartex" xmlns:cx8="http://schemas.microsoft.com/office/drawing/2016/5/14/chartex" xmlns:mc="http://schemas.openxmlformats.org/markup-compatibility/2006" xmlns:aink="http://schemas.microsoft.com/office/drawing/2016/ink" xmlns:am3d="http://schemas.microsoft.com/office/drawing/2017/model3d" xmlns:o="urn:schemas-microsoft-com:office:office" xmlns:oel="http://schemas.microsoft.com/office/2019/extlst" xmlns:r="http://schemas.openxmlformats.org/officeDocument/2006/relationships" xmlns:m="http://schemas.openxmlformats.org/officeDocument/2006/math" xmlns:v="urn:schemas-microsoft-com:vml" xmlns:wp14="http://schemas.microsoft.com/office/word/2010/wordprocessingDrawing" xmlns:wp="http://schemas.openxmlformats.org/drawingml/2006/wordprocessingDrawing" xmlns:w10="urn:schemas-microsoft-com:office:word" xmlns:w="http://schemas.openxmlformats.org/wordprocessingml/2006/main" xmlns:w14="http://schemas.microsoft.com/office/word/2010/wordml" xmlns:w15="http://schemas.microsoft.com/office/word/2012/wordml" xmlns:w16cex="http://schemas.microsoft.com/office/word/2018/wordml/cex" xmlns:w16cid="http://schemas.microsoft.com/office/word/2016/wordml/cid" xmlns:w16="http://schemas.microsoft.com/office/word/2018/wordml" xmlns:w16du="http://schemas.microsoft.com/office/word/2023/wordml/word16du" xmlns:w16sdtdh="http://schemas.microsoft.com/office/word/2020/wordml/sdtdatahash" xmlns:w16sdtfl="http://schemas.microsoft.com/office/word/2024/wordml/sdtformatlock" xmlns:w16se="http://schemas.microsoft.com/office/word/2015/wordml/symex" xmlns:wpg="http://schemas.microsoft.com/office/word/2010/wordprocessingGroup" xmlns:wpi="http://schemas.microsoft.com/office/word/2010/wordprocessingInk" xmlns:wne="http://schemas.microsoft.com/office/word/2006/wordml" xmlns:wps="http://schemas.microsoft.com/office/word/2010/wordprocessingShape" mc:Ignorable="w14 w15 w16se w16cid w16 w16cex w16sdtdh w16sdtfl w16du wp14">
   <w:body>
     <w:p>
-      <w:r xmlns:w="http://schemas.openxmlformats.org/wordprocessingml/2006/main">
-        <w:rPr>
-          <w:u w:val="single"/>
-        </w:rPr>
+      <w:r>
         <w:t xml:space="preserve">Welcome to the website about the porticoes of San Luca on the plain, which begin at Porta Saragozza and end at Meloncello. </w:t>
       </w:r>
-      <w:r xmlns:w="http://schemas.openxmlformats.org/wordprocessingml/2006/main">
-        <w:rPr>
-          <w:u w:val="single"/>
-        </w:rPr>
-        <w:br xmlns:w="http://schemas.openxmlformats.org/wordprocessingml/2006/main"/>
-      </w:r>
-      <w:r xmlns:w="http://schemas.openxmlformats.org/wordprocessingml/2006/main">
-        <w:rPr>
-          <w:u w:val="single"/>
-        </w:rPr>
+      <w:r>
+        <w:br/>
         <w:t xml:space="preserve">I'll accompany you with an audio tour, and for more details, you can read the text </w:t>
       </w:r>
-      <w:r xmlns:w="http://schemas.openxmlformats.org/wordprocessingml/2006/main">
-        <w:rPr>
-          <w:u w:val="single"/>
-        </w:rPr>
+      <w:r>
         <w:t xml:space="preserve">and images on the page. </w:t>
       </w:r>
-      <w:r xmlns:w="http://schemas.openxmlformats.org/wordprocessingml/2006/main">
-        <w:rPr>
-          <w:u w:val="single"/>
-        </w:rPr>
-        <w:br xmlns:w="http://schemas.openxmlformats.org/wordprocessingml/2006/main"/>
+      <w:r>
+        <w:br/>
       </w:r>
-      <w:r xmlns:w="http://schemas.openxmlformats.org/wordprocessingml/2006/main">
-        <w:rPr>
-          <w:u w:val="single"/>
-        </w:rPr>
+      <w:r>
         <w:t xml:space="preserve">Walking under the porticoes, on the side facing Via Saragozza, you'll notice the supporting structure connecting the arch-shaped columns. Each arch is numbered with a plaque located at the top, opposite the column. </w:t>
       </w:r>
-      <w:r xmlns:w="http://schemas.openxmlformats.org/wordprocessingml/2006/main">
-        <w:rPr>
-          <w:u w:val="single"/>
-        </w:rPr>
-        <w:br xmlns:w="http://schemas.openxmlformats.org/wordprocessingml/2006/main"/>
+      <w:r>
+        <w:br/>
       </w:r>
-      <w:r xmlns:w="http://schemas.openxmlformats.org/wordprocessingml/2006/main">
-        <w:rPr>
-          <w:u w:val="single"/>
-        </w:rPr>
+      <w:r>
         <w:t xml:space="preserve">There are approximately 300 arches in the plain section, but only about thirty are of interest. </w:t>
       </w:r>
-      <w:r xmlns:w="http://schemas.openxmlformats.org/wordprocessingml/2006/main">
-        <w:rPr>
-          <w:u w:val="single"/>
-        </w:rPr>
-        <w:br xmlns:w="http://schemas.openxmlformats.org/wordprocessingml/2006/main"/>
+      <w:r>
+        <w:br/>
       </w:r>
-      <w:r xmlns:w="http://schemas.openxmlformats.org/wordprocessingml/2006/main">
-        <w:rPr>
-          <w:u w:val="single"/>
-        </w:rPr>
+      <w:r>
         <w:t xml:space="preserve">If you keep to the side facing the street and activate GPS on your smartphone, the app will display a list of nearby arches of interest by pressing the green rectangular button in the top right. </w:t>
       </w:r>
-      <w:r xmlns:w="http://schemas.openxmlformats.org/wordprocessingml/2006/main">
-        <w:rPr>
-          <w:u w:val="single"/>
-        </w:rPr>
-        <w:br xmlns:w="http://schemas.openxmlformats.org/wordprocessingml/2006/main"/>
-      </w:r>
-      <w:r xmlns:w="http://schemas.openxmlformats.org/wordprocessingml/2006/main">
-        <w:rPr>
-          <w:u w:val="single"/>
-        </w:rPr>
+      <w:r>
+        <w:br/>
         <w:t xml:space="preserve">Selecting an item from the list will open the corresponding page for that location. To listen to a short audio clip about the point of interest, press the blue button. </w:t>
       </w:r>
-      <w:r xmlns:w="http://schemas.openxmlformats.org/wordprocessingml/2006/main">
-        <w:rPr>
-          <w:u w:val="single"/>
-        </w:rPr>
-        <w:br xmlns:w="http://schemas.openxmlformats.org/wordprocessingml/2006/main"/>
+      <w:r>
+        <w:br/>
       </w:r>
-      <w:r xmlns:w="http://schemas.openxmlformats.org/wordprocessingml/2006/main">
-        <w:rPr>
-          <w:u w:val="single"/>
-        </w:rPr>
-        <w:t xml:space="preserve">At the top left are three horizontal lines that give you the complete list of places documented on the site. Enjoy your walk </w:t>
+      <w:r>
+        <w:t>At the top left are three horizontal lines that give you the complete list of places documented on the site. Enjoy your walk</w:t>
       </w:r>
-      <w:r xmlns:w="http://schemas.openxmlformats.org/wordprocessingml/2006/main">
-        <w:t xml:space="preserve">.</w:t>
+      <w:r>
+        <w:t>.</w:t>
       </w:r>
     </w:p>
     <w:p/>
